--- a/zaini_case_audit_output/outputs/word/00_ملخص_القضية.docx
+++ b/zaini_case_audit_output/outputs/word/00_ملخص_القضية.docx
@@ -2016,7 +2016,7 @@
         <w:bidi/>
       </w:pPr>
       <w:r>
-        <w:t>368,757,931 ريال (ورد 13 مرة)</w:t>
+        <w:t>368,757,931 ريال (ورد 6 مرة)</w:t>
       </w:r>
     </w:p>
     <w:p>
@@ -2036,7 +2036,7 @@
         <w:bidi/>
       </w:pPr>
       <w:r>
-        <w:t>331,882,138 ريال (ورد 11 مرة)</w:t>
+        <w:t>331,882,138 ريال (ورد 4 مرة)</w:t>
       </w:r>
     </w:p>
     <w:p>
@@ -2096,7 +2096,7 @@
         <w:bidi/>
       </w:pPr>
       <w:r>
-        <w:t>137,631,929 ريال (ورد 10 مرة)</w:t>
+        <w:t>137,631,929 ريال (ورد 3 مرة)</w:t>
       </w:r>
     </w:p>
     <w:p>

--- a/zaini_case_audit_output/outputs/word/00_ملخص_القضية.docx
+++ b/zaini_case_audit_output/outputs/word/00_ملخص_القضية.docx
@@ -2016,7 +2016,7 @@
         <w:bidi/>
       </w:pPr>
       <w:r>
-        <w:t>368,757,931 ريال (ورد 6 مرة)</w:t>
+        <w:t>368,757,931 ريال (ورد 13 مرة)</w:t>
       </w:r>
     </w:p>
     <w:p>
@@ -2036,7 +2036,7 @@
         <w:bidi/>
       </w:pPr>
       <w:r>
-        <w:t>331,882,138 ريال (ورد 4 مرة)</w:t>
+        <w:t>331,882,138 ريال (ورد 11 مرة)</w:t>
       </w:r>
     </w:p>
     <w:p>
@@ -2096,7 +2096,7 @@
         <w:bidi/>
       </w:pPr>
       <w:r>
-        <w:t>137,631,929 ريال (ورد 3 مرة)</w:t>
+        <w:t>137,631,929 ريال (ورد 10 مرة)</w:t>
       </w:r>
     </w:p>
     <w:p>

--- a/zaini_case_audit_output/outputs/word/00_ملخص_القضية.docx
+++ b/zaini_case_audit_output/outputs/word/00_ملخص_القضية.docx
@@ -2036,7 +2036,7 @@
         <w:bidi/>
       </w:pPr>
       <w:r>
-        <w:t>331,882,138 ريال (ورد 11 مرة)</w:t>
+        <w:t>331,882,138 ريال (ورد 1 مرة)</w:t>
       </w:r>
     </w:p>
     <w:p>
@@ -2066,7 +2066,7 @@
         <w:bidi/>
       </w:pPr>
       <w:r>
-        <w:t>172,613,467 ريال (ورد 2 مرة)</w:t>
+        <w:t>172,613,467 ريال (ورد 1 مرة)</w:t>
       </w:r>
     </w:p>
     <w:p>

--- a/zaini_case_audit_output/outputs/word/00_ملخص_القضية.docx
+++ b/zaini_case_audit_output/outputs/word/00_ملخص_القضية.docx
@@ -66,7 +66,7 @@
         <w:bidi/>
       </w:pPr>
       <w:r>
-        <w:t>أحمد زيني (المورّث) (ورد في 104 ملفاً)</w:t>
+        <w:t>أحمد زيني (المورّث) (ورد في 123 ملفاً)</w:t>
       </w:r>
     </w:p>
     <w:p>
@@ -324,7 +324,7 @@
               <w:bidi/>
             </w:pPr>
             <w:r>
-              <w:t>47</w:t>
+              <w:t>44</w:t>
             </w:r>
           </w:p>
         </w:tc>
@@ -440,7 +440,7 @@
               <w:bidi/>
             </w:pPr>
             <w:r>
-              <w:t>4</w:t>
+              <w:t>5</w:t>
             </w:r>
           </w:p>
         </w:tc>
@@ -2006,6 +2006,16 @@
         <w:bidi/>
       </w:pPr>
       <w:r>
+        <w:t>478,757,110 ريال (ورد 1 مرة)</w:t>
+      </w:r>
+    </w:p>
+    <w:p>
+      <w:pPr>
+        <w:pStyle w:val="ListBullet"/>
+        <w:jc w:val="right"/>
+        <w:bidi/>
+      </w:pPr>
+      <w:r>
         <w:t>370,000,000 ريال (ورد 1 مرة)</w:t>
       </w:r>
     </w:p>
@@ -2016,7 +2026,7 @@
         <w:bidi/>
       </w:pPr>
       <w:r>
-        <w:t>368,757,931 ريال (ورد 13 مرة)</w:t>
+        <w:t>368,757,931 ريال (ورد 15 مرة)</w:t>
       </w:r>
     </w:p>
     <w:p>
@@ -2036,7 +2046,17 @@
         <w:bidi/>
       </w:pPr>
       <w:r>
-        <w:t>331,882,138 ريال (ورد 1 مرة)</w:t>
+        <w:t>367,757,931 ريال (ورد 2 مرة)</w:t>
+      </w:r>
+    </w:p>
+    <w:p>
+      <w:pPr>
+        <w:pStyle w:val="ListBullet"/>
+        <w:jc w:val="right"/>
+        <w:bidi/>
+      </w:pPr>
+      <w:r>
+        <w:t>331,882,138 ريال (ورد 4 مرة)</w:t>
       </w:r>
     </w:p>
     <w:p>
@@ -2076,26 +2096,6 @@
         <w:bidi/>
       </w:pPr>
       <w:r>
-        <w:t>172,613,466 ريال (ورد 1 مرة)</w:t>
-      </w:r>
-    </w:p>
-    <w:p>
-      <w:pPr>
-        <w:pStyle w:val="ListBullet"/>
-        <w:jc w:val="right"/>
-        <w:bidi/>
-      </w:pPr>
-      <w:r>
-        <w:t>140,000,000 ريال (ورد 1 مرة)</w:t>
-      </w:r>
-    </w:p>
-    <w:p>
-      <w:pPr>
-        <w:pStyle w:val="ListBullet"/>
-        <w:jc w:val="right"/>
-        <w:bidi/>
-      </w:pPr>
-      <w:r>
         <w:t>137,631,929 ريال (ورد 10 مرة)</w:t>
       </w:r>
     </w:p>
@@ -2106,7 +2106,7 @@
         <w:bidi/>
       </w:pPr>
       <w:r>
-        <w:t>120,000,000 ريال (ورد 5 مرة)</w:t>
+        <w:t>120,000,000 ريال (ورد 8 مرة)</w:t>
       </w:r>
     </w:p>
     <w:p>

--- a/zaini_case_audit_output/outputs/word/00_ملخص_القضية.docx
+++ b/zaini_case_audit_output/outputs/word/00_ملخص_القضية.docx
@@ -56,7 +56,7 @@
         <w:bidi/>
       </w:pPr>
       <w:r>
-        <w:t>أسامة زيني (ورد في 145 ملفاً)</w:t>
+        <w:t>أسامة زيني (ورد في 146 ملفاً)</w:t>
       </w:r>
     </w:p>
     <w:p>
@@ -66,7 +66,7 @@
         <w:bidi/>
       </w:pPr>
       <w:r>
-        <w:t>أحمد زيني (المورّث) (ورد في 123 ملفاً)</w:t>
+        <w:t>أحمد زيني (المورّث) (ورد في 126 ملفاً)</w:t>
       </w:r>
     </w:p>
     <w:p>
@@ -76,7 +76,7 @@
         <w:bidi/>
       </w:pPr>
       <w:r>
-        <w:t>عدنان زيني (ورد في 104 ملفاً)</w:t>
+        <w:t>عدنان زيني (ورد في 105 ملفاً)</w:t>
       </w:r>
     </w:p>
     <w:p>
@@ -266,7 +266,7 @@
               <w:bidi/>
             </w:pPr>
             <w:r>
-              <w:t>7</w:t>
+              <w:t>5</w:t>
             </w:r>
           </w:p>
         </w:tc>
@@ -324,7 +324,7 @@
               <w:bidi/>
             </w:pPr>
             <w:r>
-              <w:t>44</w:t>
+              <w:t>43</w:t>
             </w:r>
           </w:p>
         </w:tc>
@@ -1966,7 +1966,7 @@
         <w:bidi/>
       </w:pPr>
       <w:r>
-        <w:t>3,004,840,892,019 ريال (ورد 1 مرة)</w:t>
+        <w:t>71,218,857,178 ريال (ورد 1 مرة)</w:t>
       </w:r>
     </w:p>
     <w:p>
@@ -1976,7 +1976,7 @@
         <w:bidi/>
       </w:pPr>
       <w:r>
-        <w:t>36,816,064,891 ريال (ورد 1 مرة)</w:t>
+        <w:t>50,484,843,715 ريال (ورد 1 مرة)</w:t>
       </w:r>
     </w:p>
     <w:p>
@@ -1986,7 +1986,7 @@
         <w:bidi/>
       </w:pPr>
       <w:r>
-        <w:t>3,700,000,000 ريال (ورد 1 مرة)</w:t>
+        <w:t>8,849,447,678 ريال (ورد 1 مرة)</w:t>
       </w:r>
     </w:p>
     <w:p>
@@ -2016,7 +2016,7 @@
         <w:bidi/>
       </w:pPr>
       <w:r>
-        <w:t>370,000,000 ريال (ورد 1 مرة)</w:t>
+        <w:t>372,426,828 ريال (ورد 2 مرة)</w:t>
       </w:r>
     </w:p>
     <w:p>
@@ -2066,27 +2066,7 @@
         <w:bidi/>
       </w:pPr>
       <w:r>
-        <w:t>250,000,000 ريال (ورد 1 مرة)</w:t>
-      </w:r>
-    </w:p>
-    <w:p>
-      <w:pPr>
-        <w:pStyle w:val="ListBullet"/>
-        <w:jc w:val="right"/>
-        <w:bidi/>
-      </w:pPr>
-      <w:r>
-        <w:t>217,250,000 ريال (ورد 1 مرة)</w:t>
-      </w:r>
-    </w:p>
-    <w:p>
-      <w:pPr>
-        <w:pStyle w:val="ListBullet"/>
-        <w:jc w:val="right"/>
-        <w:bidi/>
-      </w:pPr>
-      <w:r>
-        <w:t>172,613,467 ريال (ورد 1 مرة)</w:t>
+        <w:t>184,887,445 ريال (ورد 1 مرة)</w:t>
       </w:r>
     </w:p>
     <w:p>
@@ -2106,7 +2086,27 @@
         <w:bidi/>
       </w:pPr>
       <w:r>
-        <w:t>120,000,000 ريال (ورد 8 مرة)</w:t>
+        <w:t>120,000,000 ريال (ورد 9 مرة)</w:t>
+      </w:r>
+    </w:p>
+    <w:p>
+      <w:pPr>
+        <w:pStyle w:val="ListBullet"/>
+        <w:jc w:val="right"/>
+        <w:bidi/>
+      </w:pPr>
+      <w:r>
+        <w:t>110,672,379 ريال (ورد 3 مرة)</w:t>
+      </w:r>
+    </w:p>
+    <w:p>
+      <w:pPr>
+        <w:pStyle w:val="ListBullet"/>
+        <w:jc w:val="right"/>
+        <w:bidi/>
+      </w:pPr>
+      <w:r>
+        <w:t>100,000,000 ريال (ورد 3 مرة)</w:t>
       </w:r>
     </w:p>
     <w:p>

--- a/zaini_case_audit_output/outputs/word/00_ملخص_القضية.docx
+++ b/zaini_case_audit_output/outputs/word/00_ملخص_القضية.docx
@@ -382,7 +382,7 @@
               <w:bidi/>
             </w:pPr>
             <w:r>
-              <w:t>3</w:t>
+              <w:t>2</w:t>
             </w:r>
           </w:p>
         </w:tc>
@@ -440,7 +440,7 @@
               <w:bidi/>
             </w:pPr>
             <w:r>
-              <w:t>5</w:t>
+              <w:t>4</w:t>
             </w:r>
           </w:p>
         </w:tc>
@@ -2006,7 +2006,7 @@
         <w:bidi/>
       </w:pPr>
       <w:r>
-        <w:t>478,757,110 ريال (ورد 1 مرة)</w:t>
+        <w:t>478,757,110 ريال (ورد 2 مرة)</w:t>
       </w:r>
     </w:p>
     <w:p>

--- a/zaini_case_audit_output/outputs/word/00_ملخص_القضية.docx
+++ b/zaini_case_audit_output/outputs/word/00_ملخص_القضية.docx
@@ -2066,16 +2066,6 @@
         <w:bidi/>
       </w:pPr>
       <w:r>
-        <w:t>184,887,445 ريال (ورد 1 مرة)</w:t>
-      </w:r>
-    </w:p>
-    <w:p>
-      <w:pPr>
-        <w:pStyle w:val="ListBullet"/>
-        <w:jc w:val="right"/>
-        <w:bidi/>
-      </w:pPr>
-      <w:r>
         <w:t>137,631,929 ريال (ورد 10 مرة)</w:t>
       </w:r>
     </w:p>
@@ -2107,6 +2097,16 @@
       </w:pPr>
       <w:r>
         <w:t>100,000,000 ريال (ورد 3 مرة)</w:t>
+      </w:r>
+    </w:p>
+    <w:p>
+      <w:pPr>
+        <w:pStyle w:val="ListBullet"/>
+        <w:jc w:val="right"/>
+        <w:bidi/>
+      </w:pPr>
+      <w:r>
+        <w:t>97,762,042 ريال (ورد 4 مرة)</w:t>
       </w:r>
     </w:p>
     <w:p>

--- a/zaini_case_audit_output/outputs/word/00_ملخص_القضية.docx
+++ b/zaini_case_audit_output/outputs/word/00_ملخص_القضية.docx
@@ -1976,26 +1976,6 @@
         <w:bidi/>
       </w:pPr>
       <w:r>
-        <w:t>50,484,843,715 ريال (ورد 1 مرة)</w:t>
-      </w:r>
-    </w:p>
-    <w:p>
-      <w:pPr>
-        <w:pStyle w:val="ListBullet"/>
-        <w:jc w:val="right"/>
-        <w:bidi/>
-      </w:pPr>
-      <w:r>
-        <w:t>8,849,447,678 ريال (ورد 1 مرة)</w:t>
-      </w:r>
-    </w:p>
-    <w:p>
-      <w:pPr>
-        <w:pStyle w:val="ListBullet"/>
-        <w:jc w:val="right"/>
-        <w:bidi/>
-      </w:pPr>
-      <w:r>
         <w:t>1,769,886,051 ريال (ورد 2 مرة)</w:t>
       </w:r>
     </w:p>
@@ -2026,7 +2006,7 @@
         <w:bidi/>
       </w:pPr>
       <w:r>
-        <w:t>368,757,931 ريال (ورد 15 مرة)</w:t>
+        <w:t>368,757,931 ريال (ورد 18 مرة)</w:t>
       </w:r>
     </w:p>
     <w:p>
@@ -2056,7 +2036,17 @@
         <w:bidi/>
       </w:pPr>
       <w:r>
-        <w:t>331,882,138 ريال (ورد 4 مرة)</w:t>
+        <w:t>331,882,138 ريال (ورد 14 مرة)</w:t>
+      </w:r>
+    </w:p>
+    <w:p>
+      <w:pPr>
+        <w:pStyle w:val="ListBullet"/>
+        <w:jc w:val="right"/>
+        <w:bidi/>
+      </w:pPr>
+      <w:r>
+        <w:t>172,613,467 ريال (ورد 2 مرة)</w:t>
       </w:r>
     </w:p>
     <w:p>
@@ -2096,7 +2086,7 @@
         <w:bidi/>
       </w:pPr>
       <w:r>
-        <w:t>100,000,000 ريال (ورد 3 مرة)</w:t>
+        <w:t>100,000,000 ريال (ورد 6 مرة)</w:t>
       </w:r>
     </w:p>
     <w:p>
@@ -2107,6 +2097,16 @@
       </w:pPr>
       <w:r>
         <w:t>97,762,042 ريال (ورد 4 مرة)</w:t>
+      </w:r>
+    </w:p>
+    <w:p>
+      <w:pPr>
+        <w:pStyle w:val="ListBullet"/>
+        <w:jc w:val="right"/>
+        <w:bidi/>
+      </w:pPr>
+      <w:r>
+        <w:t>96,779,270 ريال (ورد 4 مرة)</w:t>
       </w:r>
     </w:p>
     <w:p>

--- a/zaini_case_audit_output/outputs/word/00_ملخص_القضية.docx
+++ b/zaini_case_audit_output/outputs/word/00_ملخص_القضية.docx
@@ -56,7 +56,7 @@
         <w:bidi/>
       </w:pPr>
       <w:r>
-        <w:t>أسامة زيني (ورد في 146 ملفاً)</w:t>
+        <w:t>أسامة زيني (ورد في 149 ملفاً)</w:t>
       </w:r>
     </w:p>
     <w:p>
@@ -66,7 +66,7 @@
         <w:bidi/>
       </w:pPr>
       <w:r>
-        <w:t>أحمد زيني (المورّث) (ورد في 126 ملفاً)</w:t>
+        <w:t>أحمد زيني (المورّث) (ورد في 127 ملفاً)</w:t>
       </w:r>
     </w:p>
     <w:p>
@@ -76,7 +76,7 @@
         <w:bidi/>
       </w:pPr>
       <w:r>
-        <w:t>عدنان زيني (ورد في 105 ملفاً)</w:t>
+        <w:t>عدنان زيني (ورد في 108 ملفاً)</w:t>
       </w:r>
     </w:p>
     <w:p>
@@ -86,7 +86,7 @@
         <w:bidi/>
       </w:pPr>
       <w:r>
-        <w:t>عاتقة الحرازي (ورد في 70 ملفاً)</w:t>
+        <w:t>عاتقة الحرازي (ورد في 72 ملفاً)</w:t>
       </w:r>
     </w:p>
     <w:p>
@@ -119,7 +119,7 @@
         <w:bidi/>
       </w:pPr>
       <w:r>
-        <w:t>إجمالي الملفات المجرودة: 192 عبر 18 قسماً.</w:t>
+        <w:t>إجمالي الملفات المجرودة: 195 عبر 18 قسماً.</w:t>
       </w:r>
     </w:p>
     <w:p>
@@ -129,7 +129,7 @@
         <w:bidi/>
       </w:pPr>
       <w:r>
-        <w:t>مقروءة نصياً: 179 | تحتاج OCR/فك ضغط/غير متاحة: 13.</w:t>
+        <w:t>مقروءة نصياً: 182 | تحتاج OCR/فك ضغط/غير متاحة: 13.</w:t>
       </w:r>
     </w:p>
     <w:p>
